--- a/Knowledge/3-Work knowledge/1-Software Engineering/2-Testing/5-My Source/1-ISTQB Foundation Level/2-Common Test Roles/8-User Acceptance Tester (UAT Tester).docx
+++ b/Knowledge/3-Work knowledge/1-Software Engineering/2-Testing/5-My Source/1-ISTQB Foundation Level/2-Common Test Roles/8-User Acceptance Tester (UAT Tester).docx
@@ -34,60 +34,77 @@
       </w:pPr>
       <w:r>
         <w:rPr>
-          <w:b/>
-          <w:shd w:val="clear" w:color="auto" w:fill="B7B7B7"/>
-        </w:rPr>
-        <w:t># Source</w:t>
-      </w:r>
-      <w:r>
-        <w:rPr>
-          <w:shd w:val="clear" w:color="auto" w:fill="B7B7B7"/>
-        </w:rPr>
-        <w:t xml:space="preserve">: </w:t>
-      </w:r>
-      <w:proofErr w:type="spellStart"/>
-      <w:r>
-        <w:rPr>
-          <w:b/>
-          <w:shd w:val="clear" w:color="auto" w:fill="B7B7B7"/>
-        </w:rPr>
-        <w:t>Chatgpt</w:t>
-      </w:r>
-      <w:proofErr w:type="spellEnd"/>
-      <w:r>
-        <w:rPr>
-          <w:b/>
-          <w:shd w:val="clear" w:color="auto" w:fill="B7B7B7"/>
-        </w:rPr>
-        <w:t xml:space="preserve"> </w:t>
-      </w:r>
-      <w:r>
-        <w:rPr>
-          <w:b/>
-          <w:sz w:val="14"/>
-          <w:szCs w:val="14"/>
-          <w:shd w:val="clear" w:color="auto" w:fill="B7B7B7"/>
-        </w:rPr>
-        <w:t>(GPT</w:t>
-      </w:r>
-      <w:r>
-        <w:rPr>
-          <w:rFonts w:ascii="Cambria Math" w:hAnsi="Cambria Math" w:cs="Cambria Math"/>
-          <w:b/>
-          <w:sz w:val="14"/>
-          <w:szCs w:val="14"/>
-          <w:shd w:val="clear" w:color="auto" w:fill="B7B7B7"/>
+          <w:rFonts w:ascii="Arial" w:eastAsia="Arial" w:hAnsi="Arial" w:cs="Arial"/>
+          <w:b/>
+          <w:color w:val="000000"/>
+          <w:sz w:val="18"/>
+          <w:highlight w:val="lightGray"/>
+        </w:rPr>
+        <w:t># Source: AI Source: Provided by: [Data Path</w:t>
+      </w:r>
+      <w:r>
+        <w:rPr>
+          <w:rFonts w:ascii="Arial" w:eastAsia="Arial" w:hAnsi="Arial" w:cs="Arial"/>
+          <w:color w:val="000000"/>
+          <w:sz w:val="18"/>
+          <w:highlight w:val="lightGray"/>
+        </w:rPr>
+        <w:t xml:space="preserve">: Persons Table -&gt; ID Column: 1, Name_En Column: Motasem Essam] -&gt; </w:t>
+      </w:r>
+      <w:r>
+        <w:rPr>
+          <w:rFonts w:ascii="Arial" w:eastAsia="Arial" w:hAnsi="Arial" w:cs="Arial"/>
+          <w:b/>
+          <w:color w:val="000000"/>
+          <w:sz w:val="18"/>
+          <w:highlight w:val="lightGray"/>
+        </w:rPr>
+        <w:t>From:</w:t>
+      </w:r>
+      <w:r>
+        <w:rPr>
+          <w:rFonts w:ascii="Arial" w:eastAsia="Arial" w:hAnsi="Arial" w:cs="Arial"/>
+          <w:color w:val="000000"/>
+          <w:sz w:val="18"/>
+          <w:highlight w:val="lightGray"/>
+        </w:rPr>
+        <w:t xml:space="preserve"> [Chatgpt (GPT</w:t>
+      </w:r>
+      <w:r>
+        <w:rPr>
+          <w:rFonts w:ascii="Arial" w:eastAsia="Arial" w:hAnsi="Arial" w:cs="Cambria Math"/>
+          <w:color w:val="000000"/>
+          <w:sz w:val="18"/>
+          <w:highlight w:val="lightGray"/>
         </w:rPr>
         <w:t>‑</w:t>
       </w:r>
       <w:r>
         <w:rPr>
-          <w:b/>
-          <w:sz w:val="14"/>
-          <w:szCs w:val="14"/>
-          <w:shd w:val="clear" w:color="auto" w:fill="B7B7B7"/>
-        </w:rPr>
-        <w:t>5 Mini) at [8/22/2025]</w:t>
+          <w:rFonts w:ascii="Arial" w:eastAsia="Arial" w:hAnsi="Arial" w:cs="Arial"/>
+          <w:color w:val="000000"/>
+          <w:sz w:val="18"/>
+          <w:highlight w:val="lightGray"/>
+        </w:rPr>
+        <w:t xml:space="preserve">5 Mini)] </w:t>
+      </w:r>
+      <w:r>
+        <w:rPr>
+          <w:rFonts w:ascii="Arial" w:eastAsia="Arial" w:hAnsi="Arial" w:cs="Arial"/>
+          <w:b/>
+          <w:color w:val="000000"/>
+          <w:sz w:val="18"/>
+          <w:highlight w:val="lightGray"/>
+        </w:rPr>
+        <w:t>on</w:t>
+      </w:r>
+      <w:r>
+        <w:rPr>
+          <w:rFonts w:ascii="Arial" w:eastAsia="Arial" w:hAnsi="Arial"/>
+          <w:sz w:val="18"/>
+          <w:highlight w:val="lightGray"/>
+        </w:rPr>
+        <w:t xml:space="preserve"> [8/22/2025]</w:t>
       </w:r>
     </w:p>
     <w:p>
@@ -149,7 +166,7 @@
           <w:ilvl w:val="0"/>
           <w:numId w:val="3"/>
         </w:numPr>
-        <w:spacing w:before="240" w:after="240"/>
+        <w:spacing w:before="240" w:after="240" w:line="276" w:lineRule="auto"/>
       </w:pPr>
       <w:r>
         <w:rPr>
@@ -179,7 +196,7 @@
     </w:p>
     <w:p>
       <w:r>
-        <w:pict w14:anchorId="5941F9DB">
+        <w:pict w14:anchorId="274EB4E9">
           <v:rect id="_x0000_i1025" style="width:0;height:1.5pt" o:hralign="center" o:hrstd="t" o:hr="t" fillcolor="#a0a0a0" stroked="f"/>
         </w:pict>
       </w:r>
@@ -203,60 +220,77 @@
       </w:pPr>
       <w:r>
         <w:rPr>
-          <w:b/>
-          <w:shd w:val="clear" w:color="auto" w:fill="B7B7B7"/>
-        </w:rPr>
-        <w:t># Source</w:t>
-      </w:r>
-      <w:r>
-        <w:rPr>
-          <w:shd w:val="clear" w:color="auto" w:fill="B7B7B7"/>
-        </w:rPr>
-        <w:t xml:space="preserve">: </w:t>
-      </w:r>
-      <w:proofErr w:type="spellStart"/>
-      <w:r>
-        <w:rPr>
-          <w:b/>
-          <w:shd w:val="clear" w:color="auto" w:fill="B7B7B7"/>
-        </w:rPr>
-        <w:t>Chatgpt</w:t>
-      </w:r>
-      <w:proofErr w:type="spellEnd"/>
-      <w:r>
-        <w:rPr>
-          <w:b/>
-          <w:shd w:val="clear" w:color="auto" w:fill="B7B7B7"/>
-        </w:rPr>
-        <w:t xml:space="preserve"> </w:t>
-      </w:r>
-      <w:r>
-        <w:rPr>
-          <w:b/>
-          <w:sz w:val="14"/>
-          <w:szCs w:val="14"/>
-          <w:shd w:val="clear" w:color="auto" w:fill="B7B7B7"/>
-        </w:rPr>
-        <w:t>(GPT</w:t>
-      </w:r>
-      <w:r>
-        <w:rPr>
-          <w:rFonts w:ascii="Cambria Math" w:hAnsi="Cambria Math" w:cs="Cambria Math"/>
-          <w:b/>
-          <w:sz w:val="14"/>
-          <w:szCs w:val="14"/>
-          <w:shd w:val="clear" w:color="auto" w:fill="B7B7B7"/>
+          <w:rFonts w:ascii="Arial" w:eastAsia="Arial" w:hAnsi="Arial" w:cs="Arial"/>
+          <w:b/>
+          <w:color w:val="000000"/>
+          <w:sz w:val="18"/>
+          <w:highlight w:val="lightGray"/>
+        </w:rPr>
+        <w:t># Source: AI Source: Provided by: [Data Path</w:t>
+      </w:r>
+      <w:r>
+        <w:rPr>
+          <w:rFonts w:ascii="Arial" w:eastAsia="Arial" w:hAnsi="Arial" w:cs="Arial"/>
+          <w:color w:val="000000"/>
+          <w:sz w:val="18"/>
+          <w:highlight w:val="lightGray"/>
+        </w:rPr>
+        <w:t xml:space="preserve">: Persons Table -&gt; ID Column: 1, Name_En Column: Motasem Essam] -&gt; </w:t>
+      </w:r>
+      <w:r>
+        <w:rPr>
+          <w:rFonts w:ascii="Arial" w:eastAsia="Arial" w:hAnsi="Arial" w:cs="Arial"/>
+          <w:b/>
+          <w:color w:val="000000"/>
+          <w:sz w:val="18"/>
+          <w:highlight w:val="lightGray"/>
+        </w:rPr>
+        <w:t>From:</w:t>
+      </w:r>
+      <w:r>
+        <w:rPr>
+          <w:rFonts w:ascii="Arial" w:eastAsia="Arial" w:hAnsi="Arial" w:cs="Arial"/>
+          <w:color w:val="000000"/>
+          <w:sz w:val="18"/>
+          <w:highlight w:val="lightGray"/>
+        </w:rPr>
+        <w:t xml:space="preserve"> [Chatgpt (GPT</w:t>
+      </w:r>
+      <w:r>
+        <w:rPr>
+          <w:rFonts w:ascii="Arial" w:eastAsia="Arial" w:hAnsi="Arial" w:cs="Cambria Math"/>
+          <w:color w:val="000000"/>
+          <w:sz w:val="18"/>
+          <w:highlight w:val="lightGray"/>
         </w:rPr>
         <w:t>‑</w:t>
       </w:r>
       <w:r>
         <w:rPr>
-          <w:b/>
-          <w:sz w:val="14"/>
-          <w:szCs w:val="14"/>
-          <w:shd w:val="clear" w:color="auto" w:fill="B7B7B7"/>
-        </w:rPr>
-        <w:t>5 Mini) at [8/22/2025]</w:t>
+          <w:rFonts w:ascii="Arial" w:eastAsia="Arial" w:hAnsi="Arial" w:cs="Arial"/>
+          <w:color w:val="000000"/>
+          <w:sz w:val="18"/>
+          <w:highlight w:val="lightGray"/>
+        </w:rPr>
+        <w:t xml:space="preserve">5 Mini)] </w:t>
+      </w:r>
+      <w:r>
+        <w:rPr>
+          <w:rFonts w:ascii="Arial" w:eastAsia="Arial" w:hAnsi="Arial" w:cs="Arial"/>
+          <w:b/>
+          <w:color w:val="000000"/>
+          <w:sz w:val="18"/>
+          <w:highlight w:val="lightGray"/>
+        </w:rPr>
+        <w:t>on</w:t>
+      </w:r>
+      <w:r>
+        <w:rPr>
+          <w:rFonts w:ascii="Arial" w:eastAsia="Arial" w:hAnsi="Arial"/>
+          <w:sz w:val="18"/>
+          <w:highlight w:val="lightGray"/>
+        </w:rPr>
+        <w:t xml:space="preserve"> [8/22/2025]</w:t>
       </w:r>
     </w:p>
     <w:p>
@@ -265,7 +299,7 @@
           <w:ilvl w:val="0"/>
           <w:numId w:val="2"/>
         </w:numPr>
-        <w:spacing w:before="240"/>
+        <w:spacing w:before="240" w:after="0" w:line="276" w:lineRule="auto"/>
         <w:rPr>
           <w:rFonts w:ascii="Roboto Mono" w:eastAsia="Roboto Mono" w:hAnsi="Roboto Mono" w:cs="Roboto Mono"/>
         </w:rPr>
@@ -291,6 +325,7 @@
           <w:ilvl w:val="1"/>
           <w:numId w:val="2"/>
         </w:numPr>
+        <w:spacing w:after="0" w:line="276" w:lineRule="auto"/>
       </w:pPr>
       <w:r>
         <w:rPr>
@@ -324,6 +359,7 @@
           <w:ilvl w:val="0"/>
           <w:numId w:val="2"/>
         </w:numPr>
+        <w:spacing w:after="0" w:line="276" w:lineRule="auto"/>
         <w:rPr>
           <w:rFonts w:ascii="Roboto Mono" w:eastAsia="Roboto Mono" w:hAnsi="Roboto Mono" w:cs="Roboto Mono"/>
         </w:rPr>
@@ -349,6 +385,7 @@
           <w:ilvl w:val="1"/>
           <w:numId w:val="2"/>
         </w:numPr>
+        <w:spacing w:after="0" w:line="276" w:lineRule="auto"/>
       </w:pPr>
       <w:r>
         <w:rPr>
@@ -382,6 +419,7 @@
           <w:ilvl w:val="0"/>
           <w:numId w:val="2"/>
         </w:numPr>
+        <w:spacing w:after="0" w:line="276" w:lineRule="auto"/>
         <w:rPr>
           <w:rFonts w:ascii="Roboto Mono" w:eastAsia="Roboto Mono" w:hAnsi="Roboto Mono" w:cs="Roboto Mono"/>
         </w:rPr>
@@ -407,6 +445,7 @@
           <w:ilvl w:val="1"/>
           <w:numId w:val="2"/>
         </w:numPr>
+        <w:spacing w:after="0" w:line="276" w:lineRule="auto"/>
       </w:pPr>
       <w:r>
         <w:rPr>
@@ -440,6 +479,7 @@
           <w:ilvl w:val="0"/>
           <w:numId w:val="2"/>
         </w:numPr>
+        <w:spacing w:after="0" w:line="276" w:lineRule="auto"/>
         <w:rPr>
           <w:rFonts w:ascii="Roboto Mono" w:eastAsia="Roboto Mono" w:hAnsi="Roboto Mono" w:cs="Roboto Mono"/>
         </w:rPr>
@@ -465,6 +505,7 @@
           <w:ilvl w:val="1"/>
           <w:numId w:val="2"/>
         </w:numPr>
+        <w:spacing w:after="0" w:line="276" w:lineRule="auto"/>
       </w:pPr>
       <w:r>
         <w:rPr>
@@ -498,12 +539,12 @@
           <w:ilvl w:val="1"/>
           <w:numId w:val="2"/>
         </w:numPr>
-      </w:pPr>
-      <w:r>
-        <w:rPr>
-          <w:rFonts w:ascii="Roboto Mono" w:eastAsia="Roboto Mono" w:hAnsi="Roboto Mono" w:cs="Roboto Mono"/>
-        </w:rPr>
-        <w:lastRenderedPageBreak/>
+        <w:spacing w:after="0" w:line="276" w:lineRule="auto"/>
+      </w:pPr>
+      <w:r>
+        <w:rPr>
+          <w:rFonts w:ascii="Roboto Mono" w:eastAsia="Roboto Mono" w:hAnsi="Roboto Mono" w:cs="Roboto Mono"/>
+        </w:rPr>
         <w:t xml:space="preserve">Approve the system for </w:t>
       </w:r>
       <w:r>
@@ -532,6 +573,7 @@
           <w:ilvl w:val="0"/>
           <w:numId w:val="2"/>
         </w:numPr>
+        <w:spacing w:after="0" w:line="276" w:lineRule="auto"/>
         <w:rPr>
           <w:rFonts w:ascii="Roboto Mono" w:eastAsia="Roboto Mono" w:hAnsi="Roboto Mono" w:cs="Roboto Mono"/>
         </w:rPr>
@@ -557,7 +599,7 @@
           <w:ilvl w:val="1"/>
           <w:numId w:val="2"/>
         </w:numPr>
-        <w:spacing w:after="240"/>
+        <w:spacing w:after="240" w:line="276" w:lineRule="auto"/>
       </w:pPr>
       <w:r>
         <w:rPr>
@@ -587,7 +629,7 @@
     </w:p>
     <w:p>
       <w:r>
-        <w:pict w14:anchorId="531B1F7F">
+        <w:pict w14:anchorId="117F0B7D">
           <v:rect id="_x0000_i1026" style="width:0;height:1.5pt" o:hralign="center" o:hrstd="t" o:hr="t" fillcolor="#a0a0a0" stroked="f"/>
         </w:pict>
       </w:r>
@@ -611,60 +653,77 @@
       </w:pPr>
       <w:r>
         <w:rPr>
-          <w:b/>
-          <w:shd w:val="clear" w:color="auto" w:fill="B7B7B7"/>
-        </w:rPr>
-        <w:t># Source</w:t>
-      </w:r>
-      <w:r>
-        <w:rPr>
-          <w:shd w:val="clear" w:color="auto" w:fill="B7B7B7"/>
-        </w:rPr>
-        <w:t xml:space="preserve">: </w:t>
-      </w:r>
-      <w:proofErr w:type="spellStart"/>
-      <w:r>
-        <w:rPr>
-          <w:b/>
-          <w:shd w:val="clear" w:color="auto" w:fill="B7B7B7"/>
-        </w:rPr>
-        <w:t>Chatgpt</w:t>
-      </w:r>
-      <w:proofErr w:type="spellEnd"/>
-      <w:r>
-        <w:rPr>
-          <w:b/>
-          <w:shd w:val="clear" w:color="auto" w:fill="B7B7B7"/>
-        </w:rPr>
-        <w:t xml:space="preserve"> </w:t>
-      </w:r>
-      <w:r>
-        <w:rPr>
-          <w:b/>
-          <w:sz w:val="14"/>
-          <w:szCs w:val="14"/>
-          <w:shd w:val="clear" w:color="auto" w:fill="B7B7B7"/>
-        </w:rPr>
-        <w:t>(GPT</w:t>
-      </w:r>
-      <w:r>
-        <w:rPr>
-          <w:rFonts w:ascii="Cambria Math" w:hAnsi="Cambria Math" w:cs="Cambria Math"/>
-          <w:b/>
-          <w:sz w:val="14"/>
-          <w:szCs w:val="14"/>
-          <w:shd w:val="clear" w:color="auto" w:fill="B7B7B7"/>
+          <w:rFonts w:ascii="Arial" w:eastAsia="Arial" w:hAnsi="Arial" w:cs="Arial"/>
+          <w:b/>
+          <w:color w:val="000000"/>
+          <w:sz w:val="18"/>
+          <w:highlight w:val="lightGray"/>
+        </w:rPr>
+        <w:t># Source: AI Source: Provided by: [Data Path</w:t>
+      </w:r>
+      <w:r>
+        <w:rPr>
+          <w:rFonts w:ascii="Arial" w:eastAsia="Arial" w:hAnsi="Arial" w:cs="Arial"/>
+          <w:color w:val="000000"/>
+          <w:sz w:val="18"/>
+          <w:highlight w:val="lightGray"/>
+        </w:rPr>
+        <w:t xml:space="preserve">: Persons Table -&gt; ID Column: 1, Name_En Column: Motasem Essam] -&gt; </w:t>
+      </w:r>
+      <w:r>
+        <w:rPr>
+          <w:rFonts w:ascii="Arial" w:eastAsia="Arial" w:hAnsi="Arial" w:cs="Arial"/>
+          <w:b/>
+          <w:color w:val="000000"/>
+          <w:sz w:val="18"/>
+          <w:highlight w:val="lightGray"/>
+        </w:rPr>
+        <w:t>From:</w:t>
+      </w:r>
+      <w:r>
+        <w:rPr>
+          <w:rFonts w:ascii="Arial" w:eastAsia="Arial" w:hAnsi="Arial" w:cs="Arial"/>
+          <w:color w:val="000000"/>
+          <w:sz w:val="18"/>
+          <w:highlight w:val="lightGray"/>
+        </w:rPr>
+        <w:t xml:space="preserve"> [Chatgpt (GPT</w:t>
+      </w:r>
+      <w:r>
+        <w:rPr>
+          <w:rFonts w:ascii="Arial" w:eastAsia="Arial" w:hAnsi="Arial" w:cs="Cambria Math"/>
+          <w:color w:val="000000"/>
+          <w:sz w:val="18"/>
+          <w:highlight w:val="lightGray"/>
         </w:rPr>
         <w:t>‑</w:t>
       </w:r>
       <w:r>
         <w:rPr>
-          <w:b/>
-          <w:sz w:val="14"/>
-          <w:szCs w:val="14"/>
-          <w:shd w:val="clear" w:color="auto" w:fill="B7B7B7"/>
-        </w:rPr>
-        <w:t>5 Mini) at [8/22/2025]</w:t>
+          <w:rFonts w:ascii="Arial" w:eastAsia="Arial" w:hAnsi="Arial" w:cs="Arial"/>
+          <w:color w:val="000000"/>
+          <w:sz w:val="18"/>
+          <w:highlight w:val="lightGray"/>
+        </w:rPr>
+        <w:t xml:space="preserve">5 Mini)] </w:t>
+      </w:r>
+      <w:r>
+        <w:rPr>
+          <w:rFonts w:ascii="Arial" w:eastAsia="Arial" w:hAnsi="Arial" w:cs="Arial"/>
+          <w:b/>
+          <w:color w:val="000000"/>
+          <w:sz w:val="18"/>
+          <w:highlight w:val="lightGray"/>
+        </w:rPr>
+        <w:t>on</w:t>
+      </w:r>
+      <w:r>
+        <w:rPr>
+          <w:rFonts w:ascii="Arial" w:eastAsia="Arial" w:hAnsi="Arial"/>
+          <w:sz w:val="18"/>
+          <w:highlight w:val="lightGray"/>
+        </w:rPr>
+        <w:t xml:space="preserve"> [8/22/2025]</w:t>
       </w:r>
     </w:p>
     <w:p>
@@ -673,7 +732,7 @@
           <w:ilvl w:val="0"/>
           <w:numId w:val="5"/>
         </w:numPr>
-        <w:spacing w:before="240"/>
+        <w:spacing w:before="240" w:after="0" w:line="276" w:lineRule="auto"/>
       </w:pPr>
       <w:r>
         <w:rPr>
@@ -707,6 +766,7 @@
           <w:ilvl w:val="0"/>
           <w:numId w:val="5"/>
         </w:numPr>
+        <w:spacing w:after="0" w:line="276" w:lineRule="auto"/>
       </w:pPr>
       <w:r>
         <w:rPr>
@@ -740,6 +800,7 @@
           <w:ilvl w:val="0"/>
           <w:numId w:val="5"/>
         </w:numPr>
+        <w:spacing w:after="0" w:line="276" w:lineRule="auto"/>
       </w:pPr>
       <w:r>
         <w:rPr>
@@ -773,7 +834,7 @@
           <w:ilvl w:val="0"/>
           <w:numId w:val="5"/>
         </w:numPr>
-        <w:spacing w:after="240"/>
+        <w:spacing w:after="240" w:line="276" w:lineRule="auto"/>
       </w:pPr>
       <w:r>
         <w:rPr>
@@ -803,7 +864,7 @@
     </w:p>
     <w:p>
       <w:r>
-        <w:pict w14:anchorId="52943C47">
+        <w:pict w14:anchorId="51E880C4">
           <v:rect id="_x0000_i1027" style="width:0;height:1.5pt" o:hralign="center" o:hrstd="t" o:hr="t" fillcolor="#a0a0a0" stroked="f"/>
         </w:pict>
       </w:r>
@@ -827,60 +888,77 @@
       </w:pPr>
       <w:r>
         <w:rPr>
-          <w:b/>
-          <w:shd w:val="clear" w:color="auto" w:fill="B7B7B7"/>
-        </w:rPr>
-        <w:t># Source</w:t>
-      </w:r>
-      <w:r>
-        <w:rPr>
-          <w:shd w:val="clear" w:color="auto" w:fill="B7B7B7"/>
-        </w:rPr>
-        <w:t xml:space="preserve">: </w:t>
-      </w:r>
-      <w:proofErr w:type="spellStart"/>
-      <w:r>
-        <w:rPr>
-          <w:b/>
-          <w:shd w:val="clear" w:color="auto" w:fill="B7B7B7"/>
-        </w:rPr>
-        <w:t>Chatgpt</w:t>
-      </w:r>
-      <w:proofErr w:type="spellEnd"/>
-      <w:r>
-        <w:rPr>
-          <w:b/>
-          <w:shd w:val="clear" w:color="auto" w:fill="B7B7B7"/>
-        </w:rPr>
-        <w:t xml:space="preserve"> </w:t>
-      </w:r>
-      <w:r>
-        <w:rPr>
-          <w:b/>
-          <w:sz w:val="14"/>
-          <w:szCs w:val="14"/>
-          <w:shd w:val="clear" w:color="auto" w:fill="B7B7B7"/>
-        </w:rPr>
-        <w:t>(GPT</w:t>
-      </w:r>
-      <w:r>
-        <w:rPr>
-          <w:rFonts w:ascii="Cambria Math" w:hAnsi="Cambria Math" w:cs="Cambria Math"/>
-          <w:b/>
-          <w:sz w:val="14"/>
-          <w:szCs w:val="14"/>
-          <w:shd w:val="clear" w:color="auto" w:fill="B7B7B7"/>
+          <w:rFonts w:ascii="Arial" w:eastAsia="Arial" w:hAnsi="Arial" w:cs="Arial"/>
+          <w:b/>
+          <w:color w:val="000000"/>
+          <w:sz w:val="18"/>
+          <w:highlight w:val="lightGray"/>
+        </w:rPr>
+        <w:t># Source: AI Source: Provided by: [Data Path</w:t>
+      </w:r>
+      <w:r>
+        <w:rPr>
+          <w:rFonts w:ascii="Arial" w:eastAsia="Arial" w:hAnsi="Arial" w:cs="Arial"/>
+          <w:color w:val="000000"/>
+          <w:sz w:val="18"/>
+          <w:highlight w:val="lightGray"/>
+        </w:rPr>
+        <w:t xml:space="preserve">: Persons Table -&gt; ID Column: 1, Name_En Column: Motasem Essam] -&gt; </w:t>
+      </w:r>
+      <w:r>
+        <w:rPr>
+          <w:rFonts w:ascii="Arial" w:eastAsia="Arial" w:hAnsi="Arial" w:cs="Arial"/>
+          <w:b/>
+          <w:color w:val="000000"/>
+          <w:sz w:val="18"/>
+          <w:highlight w:val="lightGray"/>
+        </w:rPr>
+        <w:t>From:</w:t>
+      </w:r>
+      <w:r>
+        <w:rPr>
+          <w:rFonts w:ascii="Arial" w:eastAsia="Arial" w:hAnsi="Arial" w:cs="Arial"/>
+          <w:color w:val="000000"/>
+          <w:sz w:val="18"/>
+          <w:highlight w:val="lightGray"/>
+        </w:rPr>
+        <w:t xml:space="preserve"> [Chatgpt (GPT</w:t>
+      </w:r>
+      <w:r>
+        <w:rPr>
+          <w:rFonts w:ascii="Arial" w:eastAsia="Arial" w:hAnsi="Arial" w:cs="Cambria Math"/>
+          <w:color w:val="000000"/>
+          <w:sz w:val="18"/>
+          <w:highlight w:val="lightGray"/>
         </w:rPr>
         <w:t>‑</w:t>
       </w:r>
       <w:r>
         <w:rPr>
-          <w:b/>
-          <w:sz w:val="14"/>
-          <w:szCs w:val="14"/>
-          <w:shd w:val="clear" w:color="auto" w:fill="B7B7B7"/>
-        </w:rPr>
-        <w:t>5 Mini) at [8/22/2025]</w:t>
+          <w:rFonts w:ascii="Arial" w:eastAsia="Arial" w:hAnsi="Arial" w:cs="Arial"/>
+          <w:color w:val="000000"/>
+          <w:sz w:val="18"/>
+          <w:highlight w:val="lightGray"/>
+        </w:rPr>
+        <w:t xml:space="preserve">5 Mini)] </w:t>
+      </w:r>
+      <w:r>
+        <w:rPr>
+          <w:rFonts w:ascii="Arial" w:eastAsia="Arial" w:hAnsi="Arial" w:cs="Arial"/>
+          <w:b/>
+          <w:color w:val="000000"/>
+          <w:sz w:val="18"/>
+          <w:highlight w:val="lightGray"/>
+        </w:rPr>
+        <w:t>on</w:t>
+      </w:r>
+      <w:r>
+        <w:rPr>
+          <w:rFonts w:ascii="Arial" w:eastAsia="Arial" w:hAnsi="Arial"/>
+          <w:sz w:val="18"/>
+          <w:highlight w:val="lightGray"/>
+        </w:rPr>
+        <w:t xml:space="preserve"> [8/22/2025]</w:t>
       </w:r>
     </w:p>
     <w:p>
@@ -889,7 +967,7 @@
           <w:ilvl w:val="0"/>
           <w:numId w:val="1"/>
         </w:numPr>
-        <w:spacing w:before="240"/>
+        <w:spacing w:before="240" w:after="0" w:line="276" w:lineRule="auto"/>
         <w:rPr>
           <w:rFonts w:ascii="Roboto Mono" w:eastAsia="Roboto Mono" w:hAnsi="Roboto Mono" w:cs="Roboto Mono"/>
         </w:rPr>
@@ -915,6 +993,7 @@
           <w:ilvl w:val="0"/>
           <w:numId w:val="1"/>
         </w:numPr>
+        <w:spacing w:after="0" w:line="276" w:lineRule="auto"/>
         <w:rPr>
           <w:rFonts w:ascii="Roboto Mono" w:eastAsia="Roboto Mono" w:hAnsi="Roboto Mono" w:cs="Roboto Mono"/>
         </w:rPr>
@@ -940,6 +1019,7 @@
           <w:ilvl w:val="0"/>
           <w:numId w:val="1"/>
         </w:numPr>
+        <w:spacing w:after="0" w:line="276" w:lineRule="auto"/>
         <w:rPr>
           <w:rFonts w:ascii="Roboto Mono" w:eastAsia="Roboto Mono" w:hAnsi="Roboto Mono" w:cs="Roboto Mono"/>
         </w:rPr>
@@ -965,7 +1045,7 @@
           <w:ilvl w:val="0"/>
           <w:numId w:val="1"/>
         </w:numPr>
-        <w:spacing w:after="240"/>
+        <w:spacing w:after="240" w:line="276" w:lineRule="auto"/>
         <w:rPr>
           <w:rFonts w:ascii="Roboto Mono" w:eastAsia="Roboto Mono" w:hAnsi="Roboto Mono" w:cs="Roboto Mono"/>
         </w:rPr>
@@ -987,7 +1067,7 @@
     </w:p>
     <w:p>
       <w:r>
-        <w:pict w14:anchorId="1BD95446">
+        <w:pict w14:anchorId="5FA0CE8C">
           <v:rect id="_x0000_i1028" style="width:0;height:1.5pt" o:hralign="center" o:hrstd="t" o:hr="t" fillcolor="#a0a0a0" stroked="f"/>
         </w:pict>
       </w:r>
@@ -1011,61 +1091,77 @@
       </w:pPr>
       <w:r>
         <w:rPr>
-          <w:b/>
-          <w:shd w:val="clear" w:color="auto" w:fill="B7B7B7"/>
-        </w:rPr>
-        <w:lastRenderedPageBreak/>
-        <w:t># Source</w:t>
-      </w:r>
-      <w:r>
-        <w:rPr>
-          <w:shd w:val="clear" w:color="auto" w:fill="B7B7B7"/>
-        </w:rPr>
-        <w:t xml:space="preserve">: </w:t>
-      </w:r>
-      <w:proofErr w:type="spellStart"/>
-      <w:r>
-        <w:rPr>
-          <w:b/>
-          <w:shd w:val="clear" w:color="auto" w:fill="B7B7B7"/>
-        </w:rPr>
-        <w:t>Chatgpt</w:t>
-      </w:r>
-      <w:proofErr w:type="spellEnd"/>
-      <w:r>
-        <w:rPr>
-          <w:b/>
-          <w:shd w:val="clear" w:color="auto" w:fill="B7B7B7"/>
-        </w:rPr>
-        <w:t xml:space="preserve"> </w:t>
-      </w:r>
-      <w:r>
-        <w:rPr>
-          <w:b/>
-          <w:sz w:val="14"/>
-          <w:szCs w:val="14"/>
-          <w:shd w:val="clear" w:color="auto" w:fill="B7B7B7"/>
-        </w:rPr>
-        <w:t>(GPT</w:t>
-      </w:r>
-      <w:r>
-        <w:rPr>
-          <w:rFonts w:ascii="Cambria Math" w:hAnsi="Cambria Math" w:cs="Cambria Math"/>
-          <w:b/>
-          <w:sz w:val="14"/>
-          <w:szCs w:val="14"/>
-          <w:shd w:val="clear" w:color="auto" w:fill="B7B7B7"/>
+          <w:rFonts w:ascii="Arial" w:eastAsia="Arial" w:hAnsi="Arial" w:cs="Arial"/>
+          <w:b/>
+          <w:color w:val="000000"/>
+          <w:sz w:val="18"/>
+          <w:highlight w:val="lightGray"/>
+        </w:rPr>
+        <w:t># Source: AI Source: Provided by: [Data Path</w:t>
+      </w:r>
+      <w:r>
+        <w:rPr>
+          <w:rFonts w:ascii="Arial" w:eastAsia="Arial" w:hAnsi="Arial" w:cs="Arial"/>
+          <w:color w:val="000000"/>
+          <w:sz w:val="18"/>
+          <w:highlight w:val="lightGray"/>
+        </w:rPr>
+        <w:t xml:space="preserve">: Persons Table -&gt; ID Column: 1, Name_En Column: Motasem Essam] -&gt; </w:t>
+      </w:r>
+      <w:r>
+        <w:rPr>
+          <w:rFonts w:ascii="Arial" w:eastAsia="Arial" w:hAnsi="Arial" w:cs="Arial"/>
+          <w:b/>
+          <w:color w:val="000000"/>
+          <w:sz w:val="18"/>
+          <w:highlight w:val="lightGray"/>
+        </w:rPr>
+        <w:t>From:</w:t>
+      </w:r>
+      <w:r>
+        <w:rPr>
+          <w:rFonts w:ascii="Arial" w:eastAsia="Arial" w:hAnsi="Arial" w:cs="Arial"/>
+          <w:color w:val="000000"/>
+          <w:sz w:val="18"/>
+          <w:highlight w:val="lightGray"/>
+        </w:rPr>
+        <w:t xml:space="preserve"> [Chatgpt (GPT</w:t>
+      </w:r>
+      <w:r>
+        <w:rPr>
+          <w:rFonts w:ascii="Arial" w:eastAsia="Arial" w:hAnsi="Arial" w:cs="Cambria Math"/>
+          <w:color w:val="000000"/>
+          <w:sz w:val="18"/>
+          <w:highlight w:val="lightGray"/>
         </w:rPr>
         <w:t>‑</w:t>
       </w:r>
       <w:r>
         <w:rPr>
-          <w:b/>
-          <w:sz w:val="14"/>
-          <w:szCs w:val="14"/>
-          <w:shd w:val="clear" w:color="auto" w:fill="B7B7B7"/>
-        </w:rPr>
-        <w:t>5 Mini) at [8/22/2025]</w:t>
+          <w:rFonts w:ascii="Arial" w:eastAsia="Arial" w:hAnsi="Arial" w:cs="Arial"/>
+          <w:color w:val="000000"/>
+          <w:sz w:val="18"/>
+          <w:highlight w:val="lightGray"/>
+        </w:rPr>
+        <w:t xml:space="preserve">5 Mini)] </w:t>
+      </w:r>
+      <w:r>
+        <w:rPr>
+          <w:rFonts w:ascii="Arial" w:eastAsia="Arial" w:hAnsi="Arial" w:cs="Arial"/>
+          <w:b/>
+          <w:color w:val="000000"/>
+          <w:sz w:val="18"/>
+          <w:highlight w:val="lightGray"/>
+        </w:rPr>
+        <w:t>on</w:t>
+      </w:r>
+      <w:r>
+        <w:rPr>
+          <w:rFonts w:ascii="Arial" w:eastAsia="Arial" w:hAnsi="Arial"/>
+          <w:sz w:val="18"/>
+          <w:highlight w:val="lightGray"/>
+        </w:rPr>
+        <w:t xml:space="preserve"> [8/22/2025]</w:t>
       </w:r>
     </w:p>
     <w:p>
@@ -1086,7 +1182,7 @@
     </w:p>
     <w:p>
       <w:r>
-        <w:pict w14:anchorId="7B82CB28">
+        <w:pict w14:anchorId="3720A78D">
           <v:rect id="_x0000_i1029" style="width:0;height:1.5pt" o:hralign="center" o:hrstd="t" o:hr="t" fillcolor="#a0a0a0" stroked="f"/>
         </w:pict>
       </w:r>
@@ -1119,7 +1215,7 @@
           <w:ilvl w:val="0"/>
           <w:numId w:val="4"/>
         </w:numPr>
-        <w:spacing w:before="240"/>
+        <w:spacing w:before="240" w:after="0" w:line="276" w:lineRule="auto"/>
       </w:pPr>
       <w:r>
         <w:rPr>
@@ -1166,7 +1262,7 @@
           <w:ilvl w:val="0"/>
           <w:numId w:val="4"/>
         </w:numPr>
-        <w:spacing w:after="240"/>
+        <w:spacing w:after="240" w:line="276" w:lineRule="auto"/>
       </w:pPr>
       <w:r>
         <w:rPr>
@@ -1196,18 +1292,19 @@
     </w:p>
     <w:p>
       <w:r>
-        <w:pict w14:anchorId="63B8B38B">
+        <w:pict w14:anchorId="7AC8AC21">
           <v:rect id="_x0000_i1030" style="width:0;height:1.5pt" o:hralign="center" o:hrstd="t" o:hr="t" fillcolor="#a0a0a0" stroked="f"/>
         </w:pict>
       </w:r>
     </w:p>
+    <w:p/>
     <w:p/>
     <w:p/>
     <w:sectPr>
       <w:pgSz w:w="12240" w:h="15840"/>
       <w:pgMar w:top="1440" w:right="1440" w:bottom="1440" w:left="1440" w:header="720" w:footer="720" w:gutter="0"/>
-      <w:pgNumType w:start="1"/>
       <w:cols w:space="720"/>
+      <w:docGrid w:linePitch="360"/>
     </w:sectPr>
   </w:body>
 </w:document>
@@ -2198,18 +2295,6 @@
   <w:style w:type="paragraph" w:default="1" w:styleId="Normal">
     <w:name w:val="Normal"/>
     <w:qFormat/>
-    <w:rsid w:val="0028702A"/>
-    <w:pPr>
-      <w:spacing w:after="0" w:line="276" w:lineRule="auto"/>
-    </w:pPr>
-    <w:rPr>
-      <w:rFonts w:ascii="Arial" w:eastAsia="Arial" w:hAnsi="Arial" w:cs="Arial"/>
-      <w:kern w:val="0"/>
-      <w:sz w:val="22"/>
-      <w:szCs w:val="22"/>
-      <w:lang w:val="en"/>
-      <w14:ligatures w14:val="none"/>
-    </w:rPr>
   </w:style>
   <w:style w:type="paragraph" w:styleId="Heading1">
     <w:name w:val="heading 1"/>
@@ -2218,7 +2303,7 @@
     <w:link w:val="Heading1Char"/>
     <w:uiPriority w:val="9"/>
     <w:qFormat/>
-    <w:rsid w:val="00CC0AED"/>
+    <w:rsid w:val="00201126"/>
     <w:pPr>
       <w:keepNext/>
       <w:keepLines/>
@@ -2240,7 +2325,7 @@
     <w:uiPriority w:val="9"/>
     <w:unhideWhenUsed/>
     <w:qFormat/>
-    <w:rsid w:val="00CC0AED"/>
+    <w:rsid w:val="00201126"/>
     <w:pPr>
       <w:keepNext/>
       <w:keepLines/>
@@ -2263,7 +2348,7 @@
     <w:semiHidden/>
     <w:unhideWhenUsed/>
     <w:qFormat/>
-    <w:rsid w:val="00CC0AED"/>
+    <w:rsid w:val="00201126"/>
     <w:pPr>
       <w:keepNext/>
       <w:keepLines/>
@@ -2286,7 +2371,7 @@
     <w:semiHidden/>
     <w:unhideWhenUsed/>
     <w:qFormat/>
-    <w:rsid w:val="00CC0AED"/>
+    <w:rsid w:val="00201126"/>
     <w:pPr>
       <w:keepNext/>
       <w:keepLines/>
@@ -2309,7 +2394,7 @@
     <w:semiHidden/>
     <w:unhideWhenUsed/>
     <w:qFormat/>
-    <w:rsid w:val="00CC0AED"/>
+    <w:rsid w:val="00201126"/>
     <w:pPr>
       <w:keepNext/>
       <w:keepLines/>
@@ -2330,11 +2415,11 @@
     <w:semiHidden/>
     <w:unhideWhenUsed/>
     <w:qFormat/>
-    <w:rsid w:val="00CC0AED"/>
+    <w:rsid w:val="00201126"/>
     <w:pPr>
       <w:keepNext/>
       <w:keepLines/>
-      <w:spacing w:before="40"/>
+      <w:spacing w:before="40" w:after="0"/>
       <w:outlineLvl w:val="5"/>
     </w:pPr>
     <w:rPr>
@@ -2353,11 +2438,11 @@
     <w:semiHidden/>
     <w:unhideWhenUsed/>
     <w:qFormat/>
-    <w:rsid w:val="00CC0AED"/>
+    <w:rsid w:val="00201126"/>
     <w:pPr>
       <w:keepNext/>
       <w:keepLines/>
-      <w:spacing w:before="40"/>
+      <w:spacing w:before="40" w:after="0"/>
       <w:outlineLvl w:val="6"/>
     </w:pPr>
     <w:rPr>
@@ -2374,10 +2459,11 @@
     <w:semiHidden/>
     <w:unhideWhenUsed/>
     <w:qFormat/>
-    <w:rsid w:val="00CC0AED"/>
+    <w:rsid w:val="00201126"/>
     <w:pPr>
       <w:keepNext/>
       <w:keepLines/>
+      <w:spacing w:after="0"/>
       <w:outlineLvl w:val="7"/>
     </w:pPr>
     <w:rPr>
@@ -2396,10 +2482,11 @@
     <w:semiHidden/>
     <w:unhideWhenUsed/>
     <w:qFormat/>
-    <w:rsid w:val="00CC0AED"/>
+    <w:rsid w:val="00201126"/>
     <w:pPr>
       <w:keepNext/>
       <w:keepLines/>
+      <w:spacing w:after="0"/>
       <w:outlineLvl w:val="8"/>
     </w:pPr>
     <w:rPr>
@@ -2439,7 +2526,7 @@
     <w:basedOn w:val="DefaultParagraphFont"/>
     <w:link w:val="Heading1"/>
     <w:uiPriority w:val="9"/>
-    <w:rsid w:val="00CC0AED"/>
+    <w:rsid w:val="00201126"/>
     <w:rPr>
       <w:rFonts w:asciiTheme="majorHAnsi" w:eastAsiaTheme="majorEastAsia" w:hAnsiTheme="majorHAnsi" w:cstheme="majorBidi"/>
       <w:color w:val="2F5496" w:themeColor="accent1" w:themeShade="BF"/>
@@ -2452,7 +2539,7 @@
     <w:basedOn w:val="DefaultParagraphFont"/>
     <w:link w:val="Heading2"/>
     <w:uiPriority w:val="9"/>
-    <w:rsid w:val="00CC0AED"/>
+    <w:rsid w:val="00201126"/>
     <w:rPr>
       <w:rFonts w:asciiTheme="majorHAnsi" w:eastAsiaTheme="majorEastAsia" w:hAnsiTheme="majorHAnsi" w:cstheme="majorBidi"/>
       <w:color w:val="2F5496" w:themeColor="accent1" w:themeShade="BF"/>
@@ -2466,7 +2553,7 @@
     <w:link w:val="Heading3"/>
     <w:uiPriority w:val="9"/>
     <w:semiHidden/>
-    <w:rsid w:val="00CC0AED"/>
+    <w:rsid w:val="00201126"/>
     <w:rPr>
       <w:rFonts w:eastAsiaTheme="majorEastAsia" w:cstheme="majorBidi"/>
       <w:color w:val="2F5496" w:themeColor="accent1" w:themeShade="BF"/>
@@ -2480,7 +2567,7 @@
     <w:link w:val="Heading4"/>
     <w:uiPriority w:val="9"/>
     <w:semiHidden/>
-    <w:rsid w:val="00CC0AED"/>
+    <w:rsid w:val="00201126"/>
     <w:rPr>
       <w:rFonts w:eastAsiaTheme="majorEastAsia" w:cstheme="majorBidi"/>
       <w:i/>
@@ -2494,7 +2581,7 @@
     <w:link w:val="Heading5"/>
     <w:uiPriority w:val="9"/>
     <w:semiHidden/>
-    <w:rsid w:val="00CC0AED"/>
+    <w:rsid w:val="00201126"/>
     <w:rPr>
       <w:rFonts w:eastAsiaTheme="majorEastAsia" w:cstheme="majorBidi"/>
       <w:color w:val="2F5496" w:themeColor="accent1" w:themeShade="BF"/>
@@ -2506,7 +2593,7 @@
     <w:link w:val="Heading6"/>
     <w:uiPriority w:val="9"/>
     <w:semiHidden/>
-    <w:rsid w:val="00CC0AED"/>
+    <w:rsid w:val="00201126"/>
     <w:rPr>
       <w:rFonts w:eastAsiaTheme="majorEastAsia" w:cstheme="majorBidi"/>
       <w:i/>
@@ -2520,7 +2607,7 @@
     <w:link w:val="Heading7"/>
     <w:uiPriority w:val="9"/>
     <w:semiHidden/>
-    <w:rsid w:val="00CC0AED"/>
+    <w:rsid w:val="00201126"/>
     <w:rPr>
       <w:rFonts w:eastAsiaTheme="majorEastAsia" w:cstheme="majorBidi"/>
       <w:color w:val="595959" w:themeColor="text1" w:themeTint="A6"/>
@@ -2532,7 +2619,7 @@
     <w:link w:val="Heading8"/>
     <w:uiPriority w:val="9"/>
     <w:semiHidden/>
-    <w:rsid w:val="00CC0AED"/>
+    <w:rsid w:val="00201126"/>
     <w:rPr>
       <w:rFonts w:eastAsiaTheme="majorEastAsia" w:cstheme="majorBidi"/>
       <w:i/>
@@ -2546,7 +2633,7 @@
     <w:link w:val="Heading9"/>
     <w:uiPriority w:val="9"/>
     <w:semiHidden/>
-    <w:rsid w:val="00CC0AED"/>
+    <w:rsid w:val="00201126"/>
     <w:rPr>
       <w:rFonts w:eastAsiaTheme="majorEastAsia" w:cstheme="majorBidi"/>
       <w:color w:val="272727" w:themeColor="text1" w:themeTint="D8"/>
@@ -2559,7 +2646,7 @@
     <w:link w:val="TitleChar"/>
     <w:uiPriority w:val="10"/>
     <w:qFormat/>
-    <w:rsid w:val="00CC0AED"/>
+    <w:rsid w:val="00201126"/>
     <w:pPr>
       <w:spacing w:after="80" w:line="240" w:lineRule="auto"/>
       <w:contextualSpacing/>
@@ -2577,7 +2664,7 @@
     <w:basedOn w:val="DefaultParagraphFont"/>
     <w:link w:val="Title"/>
     <w:uiPriority w:val="10"/>
-    <w:rsid w:val="00CC0AED"/>
+    <w:rsid w:val="00201126"/>
     <w:rPr>
       <w:rFonts w:asciiTheme="majorHAnsi" w:eastAsiaTheme="majorEastAsia" w:hAnsiTheme="majorHAnsi" w:cstheme="majorBidi"/>
       <w:spacing w:val="-10"/>
@@ -2593,7 +2680,7 @@
     <w:link w:val="SubtitleChar"/>
     <w:uiPriority w:val="11"/>
     <w:qFormat/>
-    <w:rsid w:val="00CC0AED"/>
+    <w:rsid w:val="00201126"/>
     <w:pPr>
       <w:numPr>
         <w:ilvl w:val="1"/>
@@ -2612,7 +2699,7 @@
     <w:basedOn w:val="DefaultParagraphFont"/>
     <w:link w:val="Subtitle"/>
     <w:uiPriority w:val="11"/>
-    <w:rsid w:val="00CC0AED"/>
+    <w:rsid w:val="00201126"/>
     <w:rPr>
       <w:rFonts w:eastAsiaTheme="majorEastAsia" w:cstheme="majorBidi"/>
       <w:color w:val="595959" w:themeColor="text1" w:themeTint="A6"/>
@@ -2628,7 +2715,7 @@
     <w:link w:val="QuoteChar"/>
     <w:uiPriority w:val="29"/>
     <w:qFormat/>
-    <w:rsid w:val="00CC0AED"/>
+    <w:rsid w:val="00201126"/>
     <w:pPr>
       <w:spacing w:before="160"/>
       <w:jc w:val="center"/>
@@ -2644,7 +2731,7 @@
     <w:basedOn w:val="DefaultParagraphFont"/>
     <w:link w:val="Quote"/>
     <w:uiPriority w:val="29"/>
-    <w:rsid w:val="00CC0AED"/>
+    <w:rsid w:val="00201126"/>
     <w:rPr>
       <w:i/>
       <w:iCs/>
@@ -2656,7 +2743,7 @@
     <w:basedOn w:val="Normal"/>
     <w:uiPriority w:val="34"/>
     <w:qFormat/>
-    <w:rsid w:val="00CC0AED"/>
+    <w:rsid w:val="00201126"/>
     <w:pPr>
       <w:ind w:left="720"/>
       <w:contextualSpacing/>
@@ -2667,7 +2754,7 @@
     <w:basedOn w:val="DefaultParagraphFont"/>
     <w:uiPriority w:val="21"/>
     <w:qFormat/>
-    <w:rsid w:val="00CC0AED"/>
+    <w:rsid w:val="00201126"/>
     <w:rPr>
       <w:i/>
       <w:iCs/>
@@ -2681,7 +2768,7 @@
     <w:link w:val="IntenseQuoteChar"/>
     <w:uiPriority w:val="30"/>
     <w:qFormat/>
-    <w:rsid w:val="00CC0AED"/>
+    <w:rsid w:val="00201126"/>
     <w:pPr>
       <w:pBdr>
         <w:top w:val="single" w:sz="4" w:space="10" w:color="2F5496" w:themeColor="accent1" w:themeShade="BF"/>
@@ -2702,7 +2789,7 @@
     <w:basedOn w:val="DefaultParagraphFont"/>
     <w:link w:val="IntenseQuote"/>
     <w:uiPriority w:val="30"/>
-    <w:rsid w:val="00CC0AED"/>
+    <w:rsid w:val="00201126"/>
     <w:rPr>
       <w:i/>
       <w:iCs/>
@@ -2714,7 +2801,7 @@
     <w:basedOn w:val="DefaultParagraphFont"/>
     <w:uiPriority w:val="32"/>
     <w:qFormat/>
-    <w:rsid w:val="00CC0AED"/>
+    <w:rsid w:val="00201126"/>
     <w:rPr>
       <w:b/>
       <w:bCs/>
